--- a/forms/02_입원응급/입원동의서_한국동물병원협회.docx
+++ b/forms/02_입원응급/입원동의서_한국동물병원협회.docx
@@ -192,7 +192,7 @@
                 <w:sz w:val="15"/>
                 <w:szCs w:val="15"/>
               </w:rPr>
-              <w:t xml:space="preserve">입원 진료에 관한 설명·비용·연락 방식 합의서 — 본 서식은 수의사법 제13조의2의 수술등중대진료 동의서가 아닙니다. / 서식번호 KAHA-F-2604</w:t>
+              <w:t xml:space="preserve">입원 진료의 설명 · 비용 · 경과 보고 · 응급 상황 처리에 관한 동의</w:t>
             </w:r>
           </w:p>
         </w:tc>
@@ -2596,7 +2596,7 @@
                 <w:sz w:val="17"/>
                 <w:szCs w:val="17"/>
               </w:rPr>
-              <w:t xml:space="preserve">전신마취를 동반하는 내부장기 · 뼈 · 관절 수술 또는 전신마취를 동반하는 수혈이 필요해지면, 수의사법 제13조의2에 따라 별도의 수술등중대진료 동의서(서식 KAHA-F-2601)를 작성합니다. 본 입원 동의서가 이를 대신하지 않습니다.</w:t>
+              <w:t xml:space="preserve">전신마취를 동반하는 내부장기 · 뼈 · 관절 수술 또는 전신마취를 동반하는 수혈이 필요해지면, 수의사법 제13조의2에 따라 별도의 수술등중대진료 동의서를 작성합니다. 본 입원 동의서가 이를 대신하지 않습니다.</w:t>
             </w:r>
           </w:p>
         </w:tc>
@@ -2903,62 +2903,6 @@
                 <w:szCs w:val="18"/>
               </w:rPr>
               <w:t xml:space="preserve">성명 : ______ (서명)</w:t>
-            </w:r>
-          </w:p>
-        </w:tc>
-      </w:tr>
-    </w:tbl>
-    <w:tbl>
-      <w:tblPr>
-        <w:tblW w:type="dxa" w:w="10090"/>
-        <w:tblBorders>
-          <w:top w:val="single" w:color="auto" w:sz="4"/>
-          <w:left w:val="single" w:color="auto" w:sz="4"/>
-          <w:bottom w:val="single" w:color="auto" w:sz="4"/>
-          <w:right w:val="single" w:color="auto" w:sz="4"/>
-          <w:insideH w:val="single" w:color="auto" w:sz="4"/>
-          <w:insideV w:val="single" w:color="auto" w:sz="4"/>
-        </w:tblBorders>
-      </w:tblPr>
-      <w:tblGrid>
-        <w:gridCol w:w="10090"/>
-      </w:tblGrid>
-      <w:tr>
-        <w:trPr>
-          <w:trHeight w:val="320" w:hRule="exact"/>
-        </w:trPr>
-        <w:tc>
-          <w:tcPr>
-            <w:tcW w:type="dxa" w:w="10090"/>
-            <w:tcBorders>
-              <w:top w:val="single" w:color="035293" w:sz="8"/>
-              <w:left w:val="none" w:color="FFFFFF" w:sz="0"/>
-              <w:bottom w:val="none" w:color="FFFFFF" w:sz="0"/>
-              <w:right w:val="none" w:color="FFFFFF" w:sz="0"/>
-            </w:tcBorders>
-            <w:tcMar>
-              <w:top w:type="dxa" w:w="60"/>
-              <w:left w:type="dxa" w:w="0"/>
-              <w:bottom w:type="dxa" w:w="0"/>
-              <w:right w:type="dxa" w:w="0"/>
-            </w:tcMar>
-            <w:vAlign w:val="center"/>
-          </w:tcPr>
-          <w:p>
-            <w:pPr>
-              <w:spacing w:after="0" w:before="0" w:line="196" w:lineRule="exact"/>
-            </w:pPr>
-            <w:r>
-              <w:rPr>
-                <w:rFonts w:ascii="Malgun Gothic" w:eastAsia="Malgun Gothic" w:hAnsi="Malgun Gothic"/>
-                <w:b w:val="false"/>
-                <w:bCs w:val="false"/>
-                <w:snapToGrid w:val="false"/>
-                <w:color w:val="6B7683"/>
-                <w:sz w:val="14"/>
-                <w:szCs w:val="14"/>
-              </w:rPr>
-              <w:t xml:space="preserve">사단법인 한국동물병원협회 · 회원병원 실무 소식지 제공 양식 (KAHA-F-2604) — 병원 실정에 맞게 수정 후 사용하십시오.</w:t>
             </w:r>
           </w:p>
         </w:tc>

--- a/forms/02_입원응급/입원동의서_한국동물병원협회.docx
+++ b/forms/02_입원응급/입원동의서_한국동물병원협회.docx
@@ -165,7 +165,7 @@
       </w:tblGrid>
       <w:tr>
         <w:trPr>
-          <w:trHeight w:val="392" w:hRule="exact"/>
+          <w:trHeight w:val="470" w:hRule="exact"/>
         </w:trPr>
         <w:tc>
           <w:tcPr>
@@ -326,7 +326,7 @@
       </w:tr>
       <w:tr>
         <w:trPr>
-          <w:trHeight w:val="392" w:hRule="exact"/>
+          <w:trHeight w:val="470" w:hRule="exact"/>
         </w:trPr>
         <w:tc>
           <w:tcPr>
@@ -461,7 +461,7 @@
       </w:tr>
       <w:tr>
         <w:trPr>
-          <w:trHeight w:val="392" w:hRule="exact"/>
+          <w:trHeight w:val="470" w:hRule="exact"/>
         </w:trPr>
         <w:tc>
           <w:tcPr>
@@ -622,7 +622,7 @@
       </w:tr>
       <w:tr>
         <w:trPr>
-          <w:trHeight w:val="392" w:hRule="exact"/>
+          <w:trHeight w:val="470" w:hRule="exact"/>
         </w:trPr>
         <w:tc>
           <w:tcPr>
@@ -757,7 +757,7 @@
       </w:tr>
       <w:tr>
         <w:trPr>
-          <w:trHeight w:val="392" w:hRule="exact"/>
+          <w:trHeight w:val="470" w:hRule="exact"/>
         </w:trPr>
         <w:tc>
           <w:tcPr>
@@ -1640,6 +1640,7 @@
           <w:p>
             <w:pPr>
               <w:spacing w:after="0" w:before="0" w:line="225" w:lineRule="exact"/>
+              <w:ind w:left="165" w:hanging="165"/>
             </w:pPr>
             <w:r>
               <w:rPr>
@@ -1754,6 +1755,7 @@
           <w:p>
             <w:pPr>
               <w:spacing w:after="0" w:before="0" w:line="260" w:lineRule="exact"/>
+              <w:ind w:left="165" w:hanging="165"/>
             </w:pPr>
             <w:r>
               <w:rPr>
@@ -1771,6 +1773,7 @@
           <w:p>
             <w:pPr>
               <w:spacing w:after="0" w:before="0" w:line="260" w:lineRule="exact"/>
+              <w:ind w:left="165" w:hanging="165"/>
             </w:pPr>
             <w:r>
               <w:rPr>
@@ -1788,6 +1791,7 @@
           <w:p>
             <w:pPr>
               <w:spacing w:after="0" w:before="0" w:line="260" w:lineRule="exact"/>
+              <w:ind w:left="165" w:hanging="165"/>
             </w:pPr>
             <w:r>
               <w:rPr>
@@ -1902,6 +1906,7 @@
           <w:p>
             <w:pPr>
               <w:spacing w:after="0" w:before="0" w:line="260" w:lineRule="exact"/>
+              <w:ind w:left="165" w:hanging="165"/>
             </w:pPr>
             <w:r>
               <w:rPr>
@@ -1919,6 +1924,7 @@
           <w:p>
             <w:pPr>
               <w:spacing w:after="0" w:before="0" w:line="260" w:lineRule="exact"/>
+              <w:ind w:left="165" w:hanging="165"/>
             </w:pPr>
             <w:r>
               <w:rPr>
@@ -1936,6 +1942,7 @@
           <w:p>
             <w:pPr>
               <w:spacing w:after="0" w:before="0" w:line="260" w:lineRule="exact"/>
+              <w:ind w:left="165" w:hanging="165"/>
             </w:pPr>
             <w:r>
               <w:rPr>
@@ -2050,6 +2057,7 @@
           <w:p>
             <w:pPr>
               <w:spacing w:after="0" w:before="0" w:line="260" w:lineRule="exact"/>
+              <w:ind w:left="165" w:hanging="165"/>
             </w:pPr>
             <w:r>
               <w:rPr>
@@ -2067,6 +2075,7 @@
           <w:p>
             <w:pPr>
               <w:spacing w:after="0" w:before="0" w:line="260" w:lineRule="exact"/>
+              <w:ind w:left="165" w:hanging="165"/>
             </w:pPr>
             <w:r>
               <w:rPr>
@@ -2084,6 +2093,7 @@
           <w:p>
             <w:pPr>
               <w:spacing w:after="0" w:before="0" w:line="260" w:lineRule="exact"/>
+              <w:ind w:left="165" w:hanging="165"/>
             </w:pPr>
             <w:r>
               <w:rPr>
@@ -2213,6 +2223,7 @@
           <w:p>
             <w:pPr>
               <w:spacing w:after="0" w:before="0" w:line="260" w:lineRule="exact"/>
+              <w:ind w:left="165" w:hanging="165"/>
             </w:pPr>
             <w:r>
               <w:rPr>
@@ -2328,21 +2339,21 @@
         </w:tblBorders>
       </w:tblPr>
       <w:tblGrid>
-        <w:gridCol w:w="2200"/>
+        <w:gridCol w:w="3180"/>
         <w:gridCol w:w="1100"/>
-        <w:gridCol w:w="1539"/>
+        <w:gridCol w:w="1049"/>
         <w:gridCol w:w="1250"/>
         <w:gridCol w:w="1100"/>
-        <w:gridCol w:w="1539"/>
+        <w:gridCol w:w="1049"/>
         <w:gridCol w:w="1250"/>
       </w:tblGrid>
       <w:tr>
         <w:trPr>
-          <w:trHeight w:val="510" w:hRule="exact"/>
+          <w:trHeight w:val="570" w:hRule="exact"/>
         </w:trPr>
         <w:tc>
           <w:tcPr>
-            <w:tcW w:type="dxa" w:w="2200"/>
+            <w:tcW w:type="dxa" w:w="3180"/>
             <w:tcBorders>
               <w:top w:val="none" w:color="FFFFFF" w:sz="0"/>
               <w:left w:val="none" w:color="FFFFFF" w:sz="0"/>
@@ -2357,23 +2368,315 @@
             </w:tcMar>
             <w:vAlign w:val="center"/>
           </w:tcPr>
-          <w:p>
-            <w:pPr>
-              <w:spacing w:after="0" w:before="0" w:line="238" w:lineRule="exact"/>
-            </w:pPr>
-            <w:r>
-              <w:rPr>
-                <w:rFonts w:ascii="Malgun Gothic" w:eastAsia="Malgun Gothic" w:hAnsi="Malgun Gothic"/>
-                <w:b w:val="false"/>
-                <w:bCs w:val="false"/>
-                <w:snapToGrid w:val="false"/>
-                <w:color w:val="333333"/>
-                <w:sz w:val="17"/>
-                <w:szCs w:val="17"/>
-              </w:rPr>
-              <w:t xml:space="preserve">20        년        월        일</w:t>
-            </w:r>
-          </w:p>
+          <w:tbl>
+            <w:tblPr>
+              <w:tblW w:type="dxa" w:w="3180"/>
+              <w:tblBorders>
+                <w:top w:val="single" w:color="auto" w:sz="4"/>
+                <w:left w:val="single" w:color="auto" w:sz="4"/>
+                <w:bottom w:val="single" w:color="auto" w:sz="4"/>
+                <w:right w:val="single" w:color="auto" w:sz="4"/>
+                <w:insideH w:val="single" w:color="auto" w:sz="4"/>
+                <w:insideV w:val="single" w:color="auto" w:sz="4"/>
+              </w:tblBorders>
+            </w:tblPr>
+            <w:tblGrid>
+              <w:gridCol w:w="400"/>
+              <w:gridCol w:w="620"/>
+              <w:gridCol w:w="300"/>
+              <w:gridCol w:w="620"/>
+              <w:gridCol w:w="300"/>
+              <w:gridCol w:w="620"/>
+              <w:gridCol w:w="300"/>
+              <w:gridCol w:w="280"/>
+            </w:tblGrid>
+            <w:tr>
+              <w:trPr>
+                <w:trHeight w:val="470" w:hRule="exact"/>
+              </w:trPr>
+              <w:tc>
+                <w:tcPr>
+                  <w:tcW w:type="dxa" w:w="400"/>
+                  <w:tcBorders>
+                    <w:top w:val="none" w:color="FFFFFF" w:sz="0"/>
+                    <w:left w:val="none" w:color="FFFFFF" w:sz="0"/>
+                    <w:bottom w:val="none" w:color="FFFFFF" w:sz="0"/>
+                    <w:right w:val="none" w:color="FFFFFF" w:sz="0"/>
+                  </w:tcBorders>
+                  <w:tcMar>
+                    <w:top w:type="dxa" w:w="0"/>
+                    <w:left w:type="dxa" w:w="20"/>
+                    <w:bottom w:type="dxa" w:w="0"/>
+                    <w:right w:type="dxa" w:w="20"/>
+                  </w:tcMar>
+                  <w:vAlign w:val="center"/>
+                </w:tcPr>
+                <w:p>
+                  <w:pPr>
+                    <w:spacing w:after="0" w:before="0" w:line="238" w:lineRule="exact"/>
+                  </w:pPr>
+                  <w:r>
+                    <w:rPr>
+                      <w:rFonts w:ascii="Malgun Gothic" w:eastAsia="Malgun Gothic" w:hAnsi="Malgun Gothic"/>
+                      <w:b w:val="false"/>
+                      <w:bCs w:val="false"/>
+                      <w:snapToGrid w:val="false"/>
+                      <w:color w:val="333333"/>
+                      <w:sz w:val="17"/>
+                      <w:szCs w:val="17"/>
+                    </w:rPr>
+                    <w:t xml:space="preserve">20</w:t>
+                  </w:r>
+                </w:p>
+              </w:tc>
+              <w:tc>
+                <w:tcPr>
+                  <w:tcW w:type="dxa" w:w="620"/>
+                  <w:tcBorders>
+                    <w:top w:val="none" w:color="FFFFFF" w:sz="0"/>
+                    <w:left w:val="none" w:color="FFFFFF" w:sz="0"/>
+                    <w:bottom w:val="single" w:color="9A9A9A" w:sz="4"/>
+                    <w:right w:val="none" w:color="FFFFFF" w:sz="0"/>
+                  </w:tcBorders>
+                  <w:tcMar>
+                    <w:top w:type="dxa" w:w="0"/>
+                    <w:left w:type="dxa" w:w="20"/>
+                    <w:bottom w:type="dxa" w:w="0"/>
+                    <w:right w:type="dxa" w:w="20"/>
+                  </w:tcMar>
+                  <w:vAlign w:val="center"/>
+                </w:tcPr>
+                <w:p>
+                  <w:pPr>
+                    <w:spacing w:after="0" w:before="0" w:line="238" w:lineRule="exact"/>
+                  </w:pPr>
+                  <w:r>
+                    <w:rPr>
+                      <w:rFonts w:ascii="Malgun Gothic" w:eastAsia="Malgun Gothic" w:hAnsi="Malgun Gothic"/>
+                      <w:b w:val="false"/>
+                      <w:bCs w:val="false"/>
+                      <w:snapToGrid w:val="false"/>
+                      <w:color w:val="333333"/>
+                      <w:sz w:val="17"/>
+                      <w:szCs w:val="17"/>
+                    </w:rPr>
+                    <w:t xml:space="preserve"/>
+                  </w:r>
+                </w:p>
+              </w:tc>
+              <w:tc>
+                <w:tcPr>
+                  <w:tcW w:type="dxa" w:w="300"/>
+                  <w:tcBorders>
+                    <w:top w:val="none" w:color="FFFFFF" w:sz="0"/>
+                    <w:left w:val="none" w:color="FFFFFF" w:sz="0"/>
+                    <w:bottom w:val="none" w:color="FFFFFF" w:sz="0"/>
+                    <w:right w:val="none" w:color="FFFFFF" w:sz="0"/>
+                  </w:tcBorders>
+                  <w:tcMar>
+                    <w:top w:type="dxa" w:w="0"/>
+                    <w:left w:type="dxa" w:w="20"/>
+                    <w:bottom w:type="dxa" w:w="0"/>
+                    <w:right w:type="dxa" w:w="20"/>
+                  </w:tcMar>
+                  <w:vAlign w:val="center"/>
+                </w:tcPr>
+                <w:p>
+                  <w:pPr>
+                    <w:spacing w:after="0" w:before="0" w:line="238" w:lineRule="exact"/>
+                  </w:pPr>
+                  <w:r>
+                    <w:rPr>
+                      <w:rFonts w:ascii="Malgun Gothic" w:eastAsia="Malgun Gothic" w:hAnsi="Malgun Gothic"/>
+                      <w:b w:val="false"/>
+                      <w:bCs w:val="false"/>
+                      <w:snapToGrid w:val="false"/>
+                      <w:color w:val="333333"/>
+                      <w:sz w:val="17"/>
+                      <w:szCs w:val="17"/>
+                    </w:rPr>
+                    <w:t xml:space="preserve">년</w:t>
+                  </w:r>
+                </w:p>
+              </w:tc>
+              <w:tc>
+                <w:tcPr>
+                  <w:tcW w:type="dxa" w:w="620"/>
+                  <w:tcBorders>
+                    <w:top w:val="none" w:color="FFFFFF" w:sz="0"/>
+                    <w:left w:val="none" w:color="FFFFFF" w:sz="0"/>
+                    <w:bottom w:val="single" w:color="9A9A9A" w:sz="4"/>
+                    <w:right w:val="none" w:color="FFFFFF" w:sz="0"/>
+                  </w:tcBorders>
+                  <w:tcMar>
+                    <w:top w:type="dxa" w:w="0"/>
+                    <w:left w:type="dxa" w:w="20"/>
+                    <w:bottom w:type="dxa" w:w="0"/>
+                    <w:right w:type="dxa" w:w="20"/>
+                  </w:tcMar>
+                  <w:vAlign w:val="center"/>
+                </w:tcPr>
+                <w:p>
+                  <w:pPr>
+                    <w:spacing w:after="0" w:before="0" w:line="238" w:lineRule="exact"/>
+                  </w:pPr>
+                  <w:r>
+                    <w:rPr>
+                      <w:rFonts w:ascii="Malgun Gothic" w:eastAsia="Malgun Gothic" w:hAnsi="Malgun Gothic"/>
+                      <w:b w:val="false"/>
+                      <w:bCs w:val="false"/>
+                      <w:snapToGrid w:val="false"/>
+                      <w:color w:val="333333"/>
+                      <w:sz w:val="17"/>
+                      <w:szCs w:val="17"/>
+                    </w:rPr>
+                    <w:t xml:space="preserve"/>
+                  </w:r>
+                </w:p>
+              </w:tc>
+              <w:tc>
+                <w:tcPr>
+                  <w:tcW w:type="dxa" w:w="300"/>
+                  <w:tcBorders>
+                    <w:top w:val="none" w:color="FFFFFF" w:sz="0"/>
+                    <w:left w:val="none" w:color="FFFFFF" w:sz="0"/>
+                    <w:bottom w:val="none" w:color="FFFFFF" w:sz="0"/>
+                    <w:right w:val="none" w:color="FFFFFF" w:sz="0"/>
+                  </w:tcBorders>
+                  <w:tcMar>
+                    <w:top w:type="dxa" w:w="0"/>
+                    <w:left w:type="dxa" w:w="20"/>
+                    <w:bottom w:type="dxa" w:w="0"/>
+                    <w:right w:type="dxa" w:w="20"/>
+                  </w:tcMar>
+                  <w:vAlign w:val="center"/>
+                </w:tcPr>
+                <w:p>
+                  <w:pPr>
+                    <w:spacing w:after="0" w:before="0" w:line="238" w:lineRule="exact"/>
+                  </w:pPr>
+                  <w:r>
+                    <w:rPr>
+                      <w:rFonts w:ascii="Malgun Gothic" w:eastAsia="Malgun Gothic" w:hAnsi="Malgun Gothic"/>
+                      <w:b w:val="false"/>
+                      <w:bCs w:val="false"/>
+                      <w:snapToGrid w:val="false"/>
+                      <w:color w:val="333333"/>
+                      <w:sz w:val="17"/>
+                      <w:szCs w:val="17"/>
+                    </w:rPr>
+                    <w:t xml:space="preserve">월</w:t>
+                  </w:r>
+                </w:p>
+              </w:tc>
+              <w:tc>
+                <w:tcPr>
+                  <w:tcW w:type="dxa" w:w="620"/>
+                  <w:tcBorders>
+                    <w:top w:val="none" w:color="FFFFFF" w:sz="0"/>
+                    <w:left w:val="none" w:color="FFFFFF" w:sz="0"/>
+                    <w:bottom w:val="single" w:color="9A9A9A" w:sz="4"/>
+                    <w:right w:val="none" w:color="FFFFFF" w:sz="0"/>
+                  </w:tcBorders>
+                  <w:tcMar>
+                    <w:top w:type="dxa" w:w="0"/>
+                    <w:left w:type="dxa" w:w="20"/>
+                    <w:bottom w:type="dxa" w:w="0"/>
+                    <w:right w:type="dxa" w:w="20"/>
+                  </w:tcMar>
+                  <w:vAlign w:val="center"/>
+                </w:tcPr>
+                <w:p>
+                  <w:pPr>
+                    <w:spacing w:after="0" w:before="0" w:line="238" w:lineRule="exact"/>
+                  </w:pPr>
+                  <w:r>
+                    <w:rPr>
+                      <w:rFonts w:ascii="Malgun Gothic" w:eastAsia="Malgun Gothic" w:hAnsi="Malgun Gothic"/>
+                      <w:b w:val="false"/>
+                      <w:bCs w:val="false"/>
+                      <w:snapToGrid w:val="false"/>
+                      <w:color w:val="333333"/>
+                      <w:sz w:val="17"/>
+                      <w:szCs w:val="17"/>
+                    </w:rPr>
+                    <w:t xml:space="preserve"/>
+                  </w:r>
+                </w:p>
+              </w:tc>
+              <w:tc>
+                <w:tcPr>
+                  <w:tcW w:type="dxa" w:w="300"/>
+                  <w:tcBorders>
+                    <w:top w:val="none" w:color="FFFFFF" w:sz="0"/>
+                    <w:left w:val="none" w:color="FFFFFF" w:sz="0"/>
+                    <w:bottom w:val="none" w:color="FFFFFF" w:sz="0"/>
+                    <w:right w:val="none" w:color="FFFFFF" w:sz="0"/>
+                  </w:tcBorders>
+                  <w:tcMar>
+                    <w:top w:type="dxa" w:w="0"/>
+                    <w:left w:type="dxa" w:w="20"/>
+                    <w:bottom w:type="dxa" w:w="0"/>
+                    <w:right w:type="dxa" w:w="20"/>
+                  </w:tcMar>
+                  <w:vAlign w:val="center"/>
+                </w:tcPr>
+                <w:p>
+                  <w:pPr>
+                    <w:spacing w:after="0" w:before="0" w:line="238" w:lineRule="exact"/>
+                  </w:pPr>
+                  <w:r>
+                    <w:rPr>
+                      <w:rFonts w:ascii="Malgun Gothic" w:eastAsia="Malgun Gothic" w:hAnsi="Malgun Gothic"/>
+                      <w:b w:val="false"/>
+                      <w:bCs w:val="false"/>
+                      <w:snapToGrid w:val="false"/>
+                      <w:color w:val="333333"/>
+                      <w:sz w:val="17"/>
+                      <w:szCs w:val="17"/>
+                    </w:rPr>
+                    <w:t xml:space="preserve">일</w:t>
+                  </w:r>
+                </w:p>
+              </w:tc>
+              <w:tc>
+                <w:tcPr>
+                  <w:tcW w:type="dxa" w:w="280"/>
+                  <w:tcBorders>
+                    <w:top w:val="none" w:color="FFFFFF" w:sz="0"/>
+                    <w:left w:val="none" w:color="FFFFFF" w:sz="0"/>
+                    <w:bottom w:val="none" w:color="FFFFFF" w:sz="0"/>
+                    <w:right w:val="none" w:color="FFFFFF" w:sz="0"/>
+                  </w:tcBorders>
+                  <w:tcMar>
+                    <w:top w:type="dxa" w:w="0"/>
+                    <w:left w:type="dxa" w:w="20"/>
+                    <w:bottom w:type="dxa" w:w="0"/>
+                    <w:right w:type="dxa" w:w="20"/>
+                  </w:tcMar>
+                  <w:vAlign w:val="center"/>
+                </w:tcPr>
+                <w:p>
+                  <w:pPr>
+                    <w:spacing w:after="0" w:before="0" w:line="238" w:lineRule="exact"/>
+                  </w:pPr>
+                  <w:r>
+                    <w:rPr>
+                      <w:rFonts w:ascii="Malgun Gothic" w:eastAsia="Malgun Gothic" w:hAnsi="Malgun Gothic"/>
+                      <w:b w:val="false"/>
+                      <w:bCs w:val="false"/>
+                      <w:snapToGrid w:val="false"/>
+                      <w:color w:val="333333"/>
+                      <w:sz w:val="17"/>
+                      <w:szCs w:val="17"/>
+                    </w:rPr>
+                    <w:t xml:space="preserve"/>
+                  </w:r>
+                </w:p>
+              </w:tc>
+            </w:tr>
+          </w:tbl>
+          <w:p/>
         </w:tc>
         <w:tc>
           <w:tcPr>
@@ -2412,7 +2715,7 @@
         </w:tc>
         <w:tc>
           <w:tcPr>
-            <w:tcW w:type="dxa" w:w="1539"/>
+            <w:tcW w:type="dxa" w:w="1049"/>
             <w:tcBorders>
               <w:top w:val="dotted" w:color="9A9A9A" w:sz="4"/>
               <w:left w:val="dotted" w:color="9A9A9A" w:sz="4"/>
@@ -2517,7 +2820,7 @@
         </w:tc>
         <w:tc>
           <w:tcPr>
-            <w:tcW w:type="dxa" w:w="1539"/>
+            <w:tcW w:type="dxa" w:w="1049"/>
             <w:tcBorders>
               <w:top w:val="dotted" w:color="9A9A9A" w:sz="4"/>
               <w:left w:val="dotted" w:color="9A9A9A" w:sz="4"/>

--- a/forms/02_입원응급/입원동의서_한국동물병원협회.docx
+++ b/forms/02_입원응급/입원동의서_한국동물병원협회.docx
@@ -157,11 +157,11 @@
         </w:tblBorders>
       </w:tblPr>
       <w:tblGrid>
-        <w:gridCol w:w="1588"/>
         <w:gridCol w:w="1474"/>
-        <w:gridCol w:w="2721"/>
-        <w:gridCol w:w="1474"/>
-        <w:gridCol w:w="2721"/>
+        <w:gridCol w:w="1701"/>
+        <w:gridCol w:w="2551"/>
+        <w:gridCol w:w="1701"/>
+        <w:gridCol w:w="2551"/>
       </w:tblGrid>
       <w:tr>
         <w:trPr>
@@ -169,7 +169,7 @@
         </w:trPr>
         <w:tc>
           <w:tcPr>
-            <w:tcW w:type="dxa" w:w="1588"/>
+            <w:tcW w:type="dxa" w:w="1474"/>
             <w:vMerge w:val="restart"/>
             <w:tcBorders>
               <w:top w:val="single" w:color="BFBFBF" w:sz="4"/>
@@ -207,7 +207,7 @@
         </w:tc>
         <w:tc>
           <w:tcPr>
-            <w:tcW w:type="dxa" w:w="1474"/>
+            <w:tcW w:type="dxa" w:w="1701"/>
             <w:tcBorders>
               <w:top w:val="single" w:color="BFBFBF" w:sz="4"/>
               <w:left w:val="single" w:color="BFBFBF" w:sz="4"/>
@@ -243,7 +243,7 @@
         </w:tc>
         <w:tc>
           <w:tcPr>
-            <w:tcW w:type="dxa" w:w="2721"/>
+            <w:tcW w:type="dxa" w:w="2551"/>
             <w:tcBorders>
               <w:top w:val="single" w:color="BFBFBF" w:sz="4"/>
               <w:left w:val="single" w:color="BFBFBF" w:sz="4"/>
@@ -266,7 +266,7 @@
         </w:tc>
         <w:tc>
           <w:tcPr>
-            <w:tcW w:type="dxa" w:w="1474"/>
+            <w:tcW w:type="dxa" w:w="1701"/>
             <w:tcBorders>
               <w:top w:val="single" w:color="BFBFBF" w:sz="4"/>
               <w:left w:val="single" w:color="BFBFBF" w:sz="4"/>
@@ -302,7 +302,7 @@
         </w:tc>
         <w:tc>
           <w:tcPr>
-            <w:tcW w:type="dxa" w:w="2721"/>
+            <w:tcW w:type="dxa" w:w="2551"/>
             <w:tcBorders>
               <w:top w:val="single" w:color="BFBFBF" w:sz="4"/>
               <w:left w:val="single" w:color="BFBFBF" w:sz="4"/>
@@ -342,7 +342,7 @@
         </w:tc>
         <w:tc>
           <w:tcPr>
-            <w:tcW w:type="dxa" w:w="1474"/>
+            <w:tcW w:type="dxa" w:w="1701"/>
             <w:tcBorders>
               <w:top w:val="single" w:color="BFBFBF" w:sz="4"/>
               <w:left w:val="single" w:color="BFBFBF" w:sz="4"/>
@@ -378,7 +378,7 @@
         </w:tc>
         <w:tc>
           <w:tcPr>
-            <w:tcW w:type="dxa" w:w="2721"/>
+            <w:tcW w:type="dxa" w:w="2551"/>
             <w:tcBorders>
               <w:top w:val="single" w:color="BFBFBF" w:sz="4"/>
               <w:left w:val="single" w:color="BFBFBF" w:sz="4"/>
@@ -401,7 +401,7 @@
         </w:tc>
         <w:tc>
           <w:tcPr>
-            <w:tcW w:type="dxa" w:w="1474"/>
+            <w:tcW w:type="dxa" w:w="1701"/>
             <w:tcBorders>
               <w:top w:val="single" w:color="BFBFBF" w:sz="4"/>
               <w:left w:val="single" w:color="BFBFBF" w:sz="4"/>
@@ -437,7 +437,7 @@
         </w:tc>
         <w:tc>
           <w:tcPr>
-            <w:tcW w:type="dxa" w:w="2721"/>
+            <w:tcW w:type="dxa" w:w="2551"/>
             <w:tcBorders>
               <w:top w:val="single" w:color="BFBFBF" w:sz="4"/>
               <w:left w:val="single" w:color="BFBFBF" w:sz="4"/>
@@ -465,7 +465,7 @@
         </w:trPr>
         <w:tc>
           <w:tcPr>
-            <w:tcW w:type="dxa" w:w="1588"/>
+            <w:tcW w:type="dxa" w:w="1474"/>
             <w:vMerge w:val="restart"/>
             <w:tcBorders>
               <w:top w:val="single" w:color="BFBFBF" w:sz="4"/>
@@ -503,7 +503,7 @@
         </w:tc>
         <w:tc>
           <w:tcPr>
-            <w:tcW w:type="dxa" w:w="1474"/>
+            <w:tcW w:type="dxa" w:w="1701"/>
             <w:tcBorders>
               <w:top w:val="single" w:color="BFBFBF" w:sz="4"/>
               <w:left w:val="single" w:color="BFBFBF" w:sz="4"/>
@@ -539,7 +539,7 @@
         </w:tc>
         <w:tc>
           <w:tcPr>
-            <w:tcW w:type="dxa" w:w="2721"/>
+            <w:tcW w:type="dxa" w:w="2551"/>
             <w:tcBorders>
               <w:top w:val="single" w:color="BFBFBF" w:sz="4"/>
               <w:left w:val="single" w:color="BFBFBF" w:sz="4"/>
@@ -562,7 +562,7 @@
         </w:tc>
         <w:tc>
           <w:tcPr>
-            <w:tcW w:type="dxa" w:w="1474"/>
+            <w:tcW w:type="dxa" w:w="1701"/>
             <w:tcBorders>
               <w:top w:val="single" w:color="BFBFBF" w:sz="4"/>
               <w:left w:val="single" w:color="BFBFBF" w:sz="4"/>
@@ -598,7 +598,7 @@
         </w:tc>
         <w:tc>
           <w:tcPr>
-            <w:tcW w:type="dxa" w:w="2721"/>
+            <w:tcW w:type="dxa" w:w="2551"/>
             <w:tcBorders>
               <w:top w:val="single" w:color="BFBFBF" w:sz="4"/>
               <w:left w:val="single" w:color="BFBFBF" w:sz="4"/>
@@ -638,7 +638,7 @@
         </w:tc>
         <w:tc>
           <w:tcPr>
-            <w:tcW w:type="dxa" w:w="1474"/>
+            <w:tcW w:type="dxa" w:w="1701"/>
             <w:tcBorders>
               <w:top w:val="single" w:color="BFBFBF" w:sz="4"/>
               <w:left w:val="single" w:color="BFBFBF" w:sz="4"/>
@@ -674,7 +674,7 @@
         </w:tc>
         <w:tc>
           <w:tcPr>
-            <w:tcW w:type="dxa" w:w="2721"/>
+            <w:tcW w:type="dxa" w:w="2551"/>
             <w:tcBorders>
               <w:top w:val="single" w:color="BFBFBF" w:sz="4"/>
               <w:left w:val="single" w:color="BFBFBF" w:sz="4"/>
@@ -697,7 +697,7 @@
         </w:tc>
         <w:tc>
           <w:tcPr>
-            <w:tcW w:type="dxa" w:w="1474"/>
+            <w:tcW w:type="dxa" w:w="1701"/>
             <w:tcBorders>
               <w:top w:val="single" w:color="BFBFBF" w:sz="4"/>
               <w:left w:val="single" w:color="BFBFBF" w:sz="4"/>
@@ -733,7 +733,7 @@
         </w:tc>
         <w:tc>
           <w:tcPr>
-            <w:tcW w:type="dxa" w:w="2721"/>
+            <w:tcW w:type="dxa" w:w="2551"/>
             <w:tcBorders>
               <w:top w:val="single" w:color="BFBFBF" w:sz="4"/>
               <w:left w:val="single" w:color="BFBFBF" w:sz="4"/>
@@ -761,7 +761,7 @@
         </w:trPr>
         <w:tc>
           <w:tcPr>
-            <w:tcW w:type="dxa" w:w="1588"/>
+            <w:tcW w:type="dxa" w:w="1474"/>
             <w:tcBorders>
               <w:top w:val="single" w:color="BFBFBF" w:sz="4"/>
               <w:left w:val="single" w:color="BFBFBF" w:sz="4"/>
@@ -798,7 +798,7 @@
         </w:tc>
         <w:tc>
           <w:tcPr>
-            <w:tcW w:type="dxa" w:w="1474"/>
+            <w:tcW w:type="dxa" w:w="1701"/>
             <w:tcBorders>
               <w:top w:val="single" w:color="BFBFBF" w:sz="4"/>
               <w:left w:val="single" w:color="BFBFBF" w:sz="4"/>
@@ -834,7 +834,7 @@
         </w:tc>
         <w:tc>
           <w:tcPr>
-            <w:tcW w:type="dxa" w:w="2721"/>
+            <w:tcW w:type="dxa" w:w="2551"/>
             <w:tcBorders>
               <w:top w:val="single" w:color="BFBFBF" w:sz="4"/>
               <w:left w:val="single" w:color="BFBFBF" w:sz="4"/>
@@ -857,7 +857,7 @@
         </w:tc>
         <w:tc>
           <w:tcPr>
-            <w:tcW w:type="dxa" w:w="1474"/>
+            <w:tcW w:type="dxa" w:w="1701"/>
             <w:tcBorders>
               <w:top w:val="single" w:color="BFBFBF" w:sz="4"/>
               <w:left w:val="single" w:color="BFBFBF" w:sz="4"/>
@@ -893,7 +893,7 @@
         </w:tc>
         <w:tc>
           <w:tcPr>
-            <w:tcW w:type="dxa" w:w="2721"/>
+            <w:tcW w:type="dxa" w:w="2551"/>
             <w:tcBorders>
               <w:top w:val="single" w:color="BFBFBF" w:sz="4"/>
               <w:left w:val="single" w:color="BFBFBF" w:sz="4"/>
@@ -918,7 +918,7 @@
     </w:tbl>
     <w:p>
       <w:pPr>
-        <w:spacing w:after="0" w:before="0" w:line="190" w:lineRule="exact"/>
+        <w:spacing w:after="0" w:before="0" w:line="115" w:lineRule="exact"/>
       </w:pPr>
     </w:p>
     <w:tbl>
@@ -939,7 +939,7 @@
       </w:tblGrid>
       <w:tr>
         <w:trPr>
-          <w:trHeight w:val="992" w:hRule="exact"/>
+          <w:trHeight w:val="1049" w:hRule="exact"/>
         </w:trPr>
         <w:tc>
           <w:tcPr>
@@ -1229,13 +1229,17 @@
               </w:tc>
             </w:tr>
           </w:tbl>
-          <w:p/>
+          <w:p>
+            <w:pPr>
+              <w:spacing w:after="0" w:before="0" w:line="20" w:lineRule="exact"/>
+            </w:pPr>
+          </w:p>
         </w:tc>
       </w:tr>
     </w:tbl>
     <w:p>
       <w:pPr>
-        <w:spacing w:after="0" w:before="0" w:line="190" w:lineRule="exact"/>
+        <w:spacing w:after="0" w:before="0" w:line="115" w:lineRule="exact"/>
       </w:pPr>
     </w:p>
     <w:tbl>
@@ -1660,7 +1664,7 @@
     </w:tbl>
     <w:p>
       <w:pPr>
-        <w:spacing w:after="0" w:before="0" w:line="190" w:lineRule="exact"/>
+        <w:spacing w:after="0" w:before="0" w:line="115" w:lineRule="exact"/>
       </w:pPr>
     </w:p>
     <w:tbl>
@@ -1767,7 +1771,7 @@
                 <w:sz w:val="15"/>
                 <w:szCs w:val="15"/>
               </w:rPr>
-              <w:t xml:space="preserve">· 정기 보고 :  □ 1일 1회    □ 1일 2회    □ 기타 ________        보고 방법 :  □ 전화   □ 문자 · 메신저   □ 면회 시 구두</w:t>
+              <w:t xml:space="preserve">· 정기 보고 : □ 1일 1회  □ 1일 2회  □ 기타 ______</w:t>
             </w:r>
           </w:p>
           <w:p>
@@ -1785,7 +1789,7 @@
                 <w:sz w:val="15"/>
                 <w:szCs w:val="15"/>
               </w:rPr>
-              <w:t xml:space="preserve">· 상태가 급변하면 즉시 연락합니다.</w:t>
+              <w:t xml:space="preserve">· 보고 방법 : □ 전화  □ 문자 · 메신저  □ 면회 시 구두</w:t>
             </w:r>
           </w:p>
           <w:p>
@@ -1803,7 +1807,25 @@
                 <w:sz w:val="15"/>
                 <w:szCs w:val="15"/>
               </w:rPr>
-              <w:t xml:space="preserve">· 연락이 닿지 않을 경우 :  □ 수의사 판단으로 필요한 처치 시행    □ 응급처치만 시행 후 연락 재시도</w:t>
+              <w:t xml:space="preserve">· 상태가 급변하면 즉시 연락합니다.</w:t>
+            </w:r>
+          </w:p>
+          <w:p>
+            <w:pPr>
+              <w:spacing w:after="0" w:before="0" w:line="260" w:lineRule="exact"/>
+              <w:ind w:left="165" w:hanging="165"/>
+            </w:pPr>
+            <w:r>
+              <w:rPr>
+                <w:rFonts w:ascii="Malgun Gothic" w:eastAsia="Malgun Gothic" w:hAnsi="Malgun Gothic"/>
+                <w:b w:val="false"/>
+                <w:bCs w:val="false"/>
+                <w:snapToGrid w:val="false"/>
+                <w:color w:val="333333"/>
+                <w:sz w:val="15"/>
+                <w:szCs w:val="15"/>
+              </w:rPr>
+              <w:t xml:space="preserve">· 연락 불통 시 : □ 수의사 판단으로 필요한 처치 시행  □ 응급처치만 시행 후 재연락</w:t>
             </w:r>
           </w:p>
         </w:tc>
@@ -1811,7 +1833,7 @@
     </w:tbl>
     <w:p>
       <w:pPr>
-        <w:spacing w:after="0" w:before="0" w:line="190" w:lineRule="exact"/>
+        <w:spacing w:after="0" w:before="0" w:line="115" w:lineRule="exact"/>
       </w:pPr>
     </w:p>
     <w:tbl>
@@ -1832,7 +1854,7 @@
       </w:tblGrid>
       <w:tr>
         <w:trPr>
-          <w:trHeight w:val="964" w:hRule="exact"/>
+          <w:trHeight w:val="1247" w:hRule="exact"/>
         </w:trPr>
         <w:tc>
           <w:tcPr>
@@ -1918,7 +1940,7 @@
                 <w:sz w:val="15"/>
                 <w:szCs w:val="15"/>
               </w:rPr>
-              <w:t xml:space="preserve">· 면회 가능 시간 : ____________        면회 제한 사유 :  □ 감염   □ 중환자   □ 기타</w:t>
+              <w:t xml:space="preserve">· 면회 가능 시간 : __________    면회 제한 사유 : □ 감염  □ 중환자  □ 기타</w:t>
             </w:r>
           </w:p>
           <w:p>
@@ -1936,7 +1958,7 @@
                 <w:sz w:val="15"/>
                 <w:szCs w:val="15"/>
               </w:rPr>
-              <w:t xml:space="preserve">· 반입물품(사료 · 약 · 담요 등) : ____________________   ※ 분실 시 병원이 책임지지 않을 수 있습니다.</w:t>
+              <w:t xml:space="preserve">· 반입물품(사료 · 약 · 담요 등) : ______________   ※ 분실 시 병원이 책임지지 않을 수 있습니다.</w:t>
             </w:r>
           </w:p>
           <w:p>
@@ -1962,7 +1984,7 @@
     </w:tbl>
     <w:p>
       <w:pPr>
-        <w:spacing w:after="0" w:before="0" w:line="190" w:lineRule="exact"/>
+        <w:spacing w:after="0" w:before="0" w:line="115" w:lineRule="exact"/>
       </w:pPr>
     </w:p>
     <w:tbl>
@@ -1983,7 +2005,7 @@
       </w:tblGrid>
       <w:tr>
         <w:trPr>
-          <w:trHeight w:val="964" w:hRule="exact"/>
+          <w:trHeight w:val="1077" w:hRule="exact"/>
         </w:trPr>
         <w:tc>
           <w:tcPr>
@@ -2113,7 +2135,7 @@
     </w:tbl>
     <w:p>
       <w:pPr>
-        <w:spacing w:after="0" w:before="0" w:line="190" w:lineRule="exact"/>
+        <w:spacing w:after="0" w:before="0" w:line="115" w:lineRule="exact"/>
       </w:pPr>
     </w:p>
     <w:tbl>
@@ -2134,7 +2156,7 @@
       </w:tblGrid>
       <w:tr>
         <w:trPr>
-          <w:trHeight w:val="794" w:hRule="exact"/>
+          <w:trHeight w:val="1021" w:hRule="exact"/>
         </w:trPr>
         <w:tc>
           <w:tcPr>
@@ -2676,7 +2698,11 @@
               </w:tc>
             </w:tr>
           </w:tbl>
-          <w:p/>
+          <w:p>
+            <w:pPr>
+              <w:spacing w:after="0" w:before="0" w:line="20" w:lineRule="exact"/>
+            </w:pPr>
+          </w:p>
         </w:tc>
         <w:tc>
           <w:tcPr>
@@ -2901,10 +2927,10 @@
       <w:pgSz w:w="11906" w:h="16838" w:orient="portrait"/>
       <w:pgMar w:top="851" w:right="964" w:bottom="1701" w:left="964" w:header="340" w:footer="794" w:gutter="0"/>
       <w:pgBorders w:display="allPages" w:offsetFrom="page" w:zOrder="back">
-        <w:top w:val="single" w:color="1B3A5C" w:sz="18" w:space="20"/>
-        <w:left w:val="single" w:color="1B3A5C" w:sz="18" w:space="20"/>
-        <w:bottom w:val="single" w:color="1B3A5C" w:sz="18" w:space="20"/>
-        <w:right w:val="single" w:color="1B3A5C" w:sz="18" w:space="20"/>
+        <w:top w:val="single" w:color="1B3A5C" w:sz="18" w:space="27"/>
+        <w:left w:val="single" w:color="1B3A5C" w:sz="18" w:space="27"/>
+        <w:bottom w:val="single" w:color="1B3A5C" w:sz="18" w:space="27"/>
+        <w:right w:val="single" w:color="1B3A5C" w:sz="18" w:space="27"/>
       </w:pgBorders>
       <w:pgNumType/>
       <w:docGrid w:linePitch="360"/>

--- a/forms/02_입원응급/입원동의서_한국동물병원협회.docx
+++ b/forms/02_입원응급/입원동의서_한국동물병원협회.docx
@@ -2785,7 +2785,7 @@
             </w:tcBorders>
             <w:tcMar>
               <w:top w:type="dxa" w:w="0"/>
-              <w:left w:type="dxa" w:w="60"/>
+              <w:left w:type="dxa" w:w="40"/>
               <w:bottom w:type="dxa" w:w="0"/>
               <w:right w:type="dxa" w:w="0"/>
             </w:tcMar>
@@ -2793,7 +2793,7 @@
           </w:tcPr>
           <w:p>
             <w:pPr>
-              <w:spacing w:after="0" w:before="0" w:line="196" w:lineRule="exact"/>
+              <w:spacing w:after="0" w:before="0" w:line="182" w:lineRule="exact"/>
             </w:pPr>
             <w:r>
               <w:rPr>
@@ -2802,8 +2802,8 @@
                 <w:bCs w:val="false"/>
                 <w:snapToGrid w:val="false"/>
                 <w:color w:val="767676"/>
-                <w:sz w:val="14"/>
-                <w:szCs w:val="14"/>
+                <w:sz w:val="13"/>
+                <w:szCs w:val="13"/>
               </w:rPr>
               <w:t xml:space="preserve">(서명 또는 인)</w:t>
             </w:r>
@@ -2890,7 +2890,7 @@
             </w:tcBorders>
             <w:tcMar>
               <w:top w:type="dxa" w:w="0"/>
-              <w:left w:type="dxa" w:w="60"/>
+              <w:left w:type="dxa" w:w="40"/>
               <w:bottom w:type="dxa" w:w="0"/>
               <w:right w:type="dxa" w:w="0"/>
             </w:tcMar>
@@ -2898,7 +2898,7 @@
           </w:tcPr>
           <w:p>
             <w:pPr>
-              <w:spacing w:after="0" w:before="0" w:line="196" w:lineRule="exact"/>
+              <w:spacing w:after="0" w:before="0" w:line="182" w:lineRule="exact"/>
             </w:pPr>
             <w:r>
               <w:rPr>
@@ -2907,8 +2907,8 @@
                 <w:bCs w:val="false"/>
                 <w:snapToGrid w:val="false"/>
                 <w:color w:val="767676"/>
-                <w:sz w:val="14"/>
-                <w:szCs w:val="14"/>
+                <w:sz w:val="13"/>
+                <w:szCs w:val="13"/>
               </w:rPr>
               <w:t xml:space="preserve">(서명 또는 인)</w:t>
             </w:r>

--- a/forms/02_입원응급/입원동의서_한국동물병원협회.docx
+++ b/forms/02_입원응급/입원동의서_한국동물병원협회.docx
@@ -691,8 +691,20 @@
           </w:tcPr>
           <w:p>
             <w:pPr>
-              <w:spacing w:after="0" w:before="0" w:line="240" w:lineRule="exact"/>
-            </w:pPr>
+              <w:spacing w:after="0" w:before="0" w:line="238" w:lineRule="exact"/>
+            </w:pPr>
+            <w:r>
+              <w:rPr>
+                <w:rFonts w:ascii="Malgun Gothic" w:eastAsia="Malgun Gothic" w:hAnsi="Malgun Gothic"/>
+                <w:b w:val="false"/>
+                <w:bCs w:val="false"/>
+                <w:snapToGrid w:val="false"/>
+                <w:color w:val="333333"/>
+                <w:sz w:val="17"/>
+                <w:szCs w:val="17"/>
+              </w:rPr>
+              <w:t xml:space="preserve">□ 암  □ 수    □ 중성화</w:t>
+            </w:r>
           </w:p>
         </w:tc>
         <w:tc>

--- a/forms/02_입원응급/입원동의서_한국동물병원협회.docx
+++ b/forms/02_입원응급/입원동의서_한국동물병원협회.docx
@@ -691,7 +691,7 @@
           </w:tcPr>
           <w:p>
             <w:pPr>
-              <w:spacing w:after="0" w:before="0" w:line="238" w:lineRule="exact"/>
+              <w:spacing w:after="0" w:before="0" w:line="224" w:lineRule="exact"/>
             </w:pPr>
             <w:r>
               <w:rPr>
@@ -700,10 +700,10 @@
                 <w:bCs w:val="false"/>
                 <w:snapToGrid w:val="false"/>
                 <w:color w:val="333333"/>
-                <w:sz w:val="17"/>
-                <w:szCs w:val="17"/>
-              </w:rPr>
-              <w:t xml:space="preserve">□ 암  □ 수    □ 중성화</w:t>
+                <w:sz w:val="16"/>
+                <w:szCs w:val="16"/>
+              </w:rPr>
+              <w:t xml:space="preserve">□ 암  □ 수       □ 중성화</w:t>
             </w:r>
           </w:p>
         </w:tc>

--- a/forms/02_입원응급/입원동의서_한국동물병원협회.docx
+++ b/forms/02_입원응급/입원동의서_한국동물병원협회.docx
@@ -2332,24 +2332,6 @@
                 <w:szCs w:val="16"/>
               </w:rPr>
               <w:t xml:space="preserve">위와 같이 입원 진료의 내용과 예상 비용, 경과 보고 및 연락 방식, 응급 상황에서의 처리에 관하여 수의사로부터 설명을 충분히 듣고 이해하였으며, 위 조건에 따른 입원 진료에 동의합니다.</w:t>
-            </w:r>
-          </w:p>
-          <w:p>
-            <w:pPr>
-              <w:spacing w:after="0" w:before="0" w:line="224" w:lineRule="exact"/>
-              <w:jc w:val="center"/>
-            </w:pPr>
-            <w:r>
-              <w:rPr>
-                <w:rFonts w:ascii="Malgun Gothic" w:eastAsia="Malgun Gothic" w:hAnsi="Malgun Gothic"/>
-                <w:b w:val="false"/>
-                <w:bCs w:val="false"/>
-                <w:snapToGrid w:val="false"/>
-                <w:color w:val="333333"/>
-                <w:sz w:val="16"/>
-                <w:szCs w:val="16"/>
-              </w:rPr>
-              <w:t xml:space="preserve">*기타 내용이 발생할 경우 별지를 포함합니다.</w:t>
             </w:r>
           </w:p>
         </w:tc>
